--- a/Project/Preliminary Results/Preliminary_Results_RCW.docx
+++ b/Project/Preliminary Results/Preliminary_Results_RCW.docx
@@ -1103,7 +1103,21 @@
         <w:rPr>
           <w:rFonts w:ascii="Times New Roman" w:hAnsi="Times New Roman" w:cs="Times New Roman"/>
         </w:rPr>
-        <w:t xml:space="preserve">. This simplified the approach, as the data </w:t>
+        <w:t xml:space="preserve">. This </w:t>
+      </w:r>
+      <w:proofErr w:type="gramStart"/>
+      <w:r>
+        <w:rPr>
+          <w:rFonts w:ascii="Times New Roman" w:hAnsi="Times New Roman" w:cs="Times New Roman"/>
+        </w:rPr>
+        <w:t>simplified</w:t>
+      </w:r>
+      <w:proofErr w:type="gramEnd"/>
+      <w:r>
+        <w:rPr>
+          <w:rFonts w:ascii="Times New Roman" w:hAnsi="Times New Roman" w:cs="Times New Roman"/>
+        </w:rPr>
+        <w:t xml:space="preserve"> the approach, as the data </w:t>
       </w:r>
       <w:r>
         <w:rPr>
@@ -1376,7 +1390,21 @@
         <w:rPr>
           <w:rFonts w:ascii="Times New Roman" w:hAnsi="Times New Roman" w:cs="Times New Roman"/>
         </w:rPr>
-        <w:t xml:space="preserve"> was fine tuned in two configurations; first with a frozen BERT base model</w:t>
+        <w:t xml:space="preserve"> was fine tuned in two </w:t>
+      </w:r>
+      <w:proofErr w:type="gramStart"/>
+      <w:r>
+        <w:rPr>
+          <w:rFonts w:ascii="Times New Roman" w:hAnsi="Times New Roman" w:cs="Times New Roman"/>
+        </w:rPr>
+        <w:t>configurations;</w:t>
+      </w:r>
+      <w:proofErr w:type="gramEnd"/>
+      <w:r>
+        <w:rPr>
+          <w:rFonts w:ascii="Times New Roman" w:hAnsi="Times New Roman" w:cs="Times New Roman"/>
+        </w:rPr>
+        <w:t xml:space="preserve"> first with a frozen BERT base model</w:t>
       </w:r>
       <w:r>
         <w:rPr>
@@ -1432,11 +1460,19 @@
         </w:rPr>
         <w:t xml:space="preserve">, as mentioned in </w:t>
       </w:r>
-      <w:r>
-        <w:rPr>
-          <w:rFonts w:ascii="Times New Roman" w:hAnsi="Times New Roman" w:cs="Times New Roman"/>
-        </w:rPr>
-        <w:t>the Data Preprocessing</w:t>
+      <w:proofErr w:type="gramStart"/>
+      <w:r>
+        <w:rPr>
+          <w:rFonts w:ascii="Times New Roman" w:hAnsi="Times New Roman" w:cs="Times New Roman"/>
+        </w:rPr>
+        <w:t>the Data</w:t>
+      </w:r>
+      <w:proofErr w:type="gramEnd"/>
+      <w:r>
+        <w:rPr>
+          <w:rFonts w:ascii="Times New Roman" w:hAnsi="Times New Roman" w:cs="Times New Roman"/>
+        </w:rPr>
+        <w:t xml:space="preserve"> Preprocessing</w:t>
       </w:r>
       <w:r>
         <w:rPr>
@@ -1484,7 +1520,21 @@
         <w:rPr>
           <w:rFonts w:ascii="Times New Roman" w:hAnsi="Times New Roman" w:cs="Times New Roman"/>
         </w:rPr>
-        <w:t xml:space="preserve"> can be found, below:</w:t>
+        <w:t xml:space="preserve"> can be </w:t>
+      </w:r>
+      <w:proofErr w:type="gramStart"/>
+      <w:r>
+        <w:rPr>
+          <w:rFonts w:ascii="Times New Roman" w:hAnsi="Times New Roman" w:cs="Times New Roman"/>
+        </w:rPr>
+        <w:t>found,</w:t>
+      </w:r>
+      <w:proofErr w:type="gramEnd"/>
+      <w:r>
+        <w:rPr>
+          <w:rFonts w:ascii="Times New Roman" w:hAnsi="Times New Roman" w:cs="Times New Roman"/>
+        </w:rPr>
+        <w:t xml:space="preserve"> below:</w:t>
       </w:r>
     </w:p>
     <w:p>
@@ -1496,6 +1546,7 @@
       <w:r>
         <w:rPr>
           <w:rFonts w:ascii="Times New Roman" w:hAnsi="Times New Roman" w:cs="Times New Roman"/>
+          <w:noProof/>
         </w:rPr>
         <w:drawing>
           <wp:inline distT="0" distB="0" distL="0" distR="0" wp14:anchorId="1B3B81E2" wp14:editId="4E4D2A4E">
@@ -1564,6 +1615,7 @@
       <w:r>
         <w:rPr>
           <w:rFonts w:ascii="Times New Roman" w:hAnsi="Times New Roman" w:cs="Times New Roman"/>
+          <w:noProof/>
         </w:rPr>
         <w:lastRenderedPageBreak/>
         <w:drawing>
@@ -1620,13 +1672,7 @@
         <w:rPr>
           <w:rFonts w:ascii="Times New Roman" w:hAnsi="Times New Roman" w:cs="Times New Roman"/>
         </w:rPr>
-        <w:t>CM and ROC for</w:t>
-      </w:r>
-      <w:r>
-        <w:rPr>
-          <w:rFonts w:ascii="Times New Roman" w:hAnsi="Times New Roman" w:cs="Times New Roman"/>
-        </w:rPr>
-        <w:t xml:space="preserve"> </w:t>
+        <w:t xml:space="preserve">CM and ROC for </w:t>
       </w:r>
       <w:r>
         <w:rPr>
@@ -1663,6 +1709,7 @@
       <w:r>
         <w:rPr>
           <w:rFonts w:ascii="Times New Roman" w:hAnsi="Times New Roman" w:cs="Times New Roman"/>
+          <w:noProof/>
         </w:rPr>
         <w:drawing>
           <wp:inline distT="0" distB="0" distL="0" distR="0" wp14:anchorId="1B716D6F" wp14:editId="303C14E5">
@@ -1718,31 +1765,13 @@
         <w:rPr>
           <w:rFonts w:ascii="Times New Roman" w:hAnsi="Times New Roman" w:cs="Times New Roman"/>
         </w:rPr>
-        <w:t xml:space="preserve"> </w:t>
-      </w:r>
-      <w:r>
-        <w:rPr>
-          <w:rFonts w:ascii="Times New Roman" w:hAnsi="Times New Roman" w:cs="Times New Roman"/>
-        </w:rPr>
-        <w:t>CM and ROC for</w:t>
-      </w:r>
-      <w:r>
-        <w:rPr>
-          <w:rFonts w:ascii="Times New Roman" w:hAnsi="Times New Roman" w:cs="Times New Roman"/>
-        </w:rPr>
-        <w:t xml:space="preserve"> BERT with Frozen Base </w:t>
-      </w:r>
-      <w:r>
-        <w:rPr>
-          <w:rFonts w:ascii="Times New Roman" w:hAnsi="Times New Roman" w:cs="Times New Roman"/>
-        </w:rPr>
-        <w:t>–</w:t>
-      </w:r>
-      <w:r>
-        <w:rPr>
-          <w:rFonts w:ascii="Times New Roman" w:hAnsi="Times New Roman" w:cs="Times New Roman"/>
-        </w:rPr>
-        <w:t xml:space="preserve"> Preprocessing</w:t>
+        <w:t xml:space="preserve"> CM and ROC for</w:t>
+      </w:r>
+      <w:r>
+        <w:rPr>
+          <w:rFonts w:ascii="Times New Roman" w:hAnsi="Times New Roman" w:cs="Times New Roman"/>
+        </w:rPr>
+        <w:t xml:space="preserve"> BERT with Frozen Base – Preprocessing</w:t>
       </w:r>
     </w:p>
     <w:p>
@@ -1755,6 +1784,7 @@
       <w:r>
         <w:rPr>
           <w:rFonts w:ascii="Times New Roman" w:hAnsi="Times New Roman" w:cs="Times New Roman"/>
+          <w:noProof/>
         </w:rPr>
         <w:lastRenderedPageBreak/>
         <w:drawing>
@@ -1805,37 +1835,7 @@
         <w:rPr>
           <w:rFonts w:ascii="Times New Roman" w:hAnsi="Times New Roman" w:cs="Times New Roman"/>
         </w:rPr>
-        <w:t xml:space="preserve">Image 4: </w:t>
-      </w:r>
-      <w:r>
-        <w:rPr>
-          <w:rFonts w:ascii="Times New Roman" w:hAnsi="Times New Roman" w:cs="Times New Roman"/>
-        </w:rPr>
-        <w:t xml:space="preserve">CM and ROC for </w:t>
-      </w:r>
-      <w:r>
-        <w:rPr>
-          <w:rFonts w:ascii="Times New Roman" w:hAnsi="Times New Roman" w:cs="Times New Roman"/>
-        </w:rPr>
-        <w:t xml:space="preserve">Full </w:t>
-      </w:r>
-      <w:r>
-        <w:rPr>
-          <w:rFonts w:ascii="Times New Roman" w:hAnsi="Times New Roman" w:cs="Times New Roman"/>
-        </w:rPr>
-        <w:t>BER</w:t>
-      </w:r>
-      <w:r>
-        <w:rPr>
-          <w:rFonts w:ascii="Times New Roman" w:hAnsi="Times New Roman" w:cs="Times New Roman"/>
-        </w:rPr>
-        <w:t xml:space="preserve">T Model </w:t>
-      </w:r>
-      <w:r>
-        <w:rPr>
-          <w:rFonts w:ascii="Times New Roman" w:hAnsi="Times New Roman" w:cs="Times New Roman"/>
-        </w:rPr>
-        <w:t xml:space="preserve">– </w:t>
+        <w:t xml:space="preserve">Image 4: CM and ROC for Full BERT Model – </w:t>
       </w:r>
       <w:r>
         <w:rPr>
@@ -1854,6 +1854,7 @@
       <w:r>
         <w:rPr>
           <w:rFonts w:ascii="Times New Roman" w:hAnsi="Times New Roman" w:cs="Times New Roman"/>
+          <w:noProof/>
         </w:rPr>
         <w:drawing>
           <wp:inline distT="0" distB="0" distL="0" distR="0" wp14:anchorId="1503E020" wp14:editId="7AE3C419">
@@ -1903,25 +1904,7 @@
         <w:rPr>
           <w:rFonts w:ascii="Times New Roman" w:hAnsi="Times New Roman" w:cs="Times New Roman"/>
         </w:rPr>
-        <w:t xml:space="preserve">Image 5: </w:t>
-      </w:r>
-      <w:r>
-        <w:rPr>
-          <w:rFonts w:ascii="Times New Roman" w:hAnsi="Times New Roman" w:cs="Times New Roman"/>
-        </w:rPr>
-        <w:t>CM and ROC for Full BERT Model –</w:t>
-      </w:r>
-      <w:r>
-        <w:rPr>
-          <w:rFonts w:ascii="Times New Roman" w:hAnsi="Times New Roman" w:cs="Times New Roman"/>
-        </w:rPr>
-        <w:t xml:space="preserve"> </w:t>
-      </w:r>
-      <w:r>
-        <w:rPr>
-          <w:rFonts w:ascii="Times New Roman" w:hAnsi="Times New Roman" w:cs="Times New Roman"/>
-        </w:rPr>
-        <w:t>Preprocessing</w:t>
+        <w:t>Image 5: CM and ROC for Full BERT Model – Preprocessing</w:t>
       </w:r>
     </w:p>
     <w:p>
@@ -3699,25 +3682,7 @@
         <w:rPr>
           <w:rFonts w:ascii="Times New Roman" w:hAnsi="Times New Roman" w:cs="Times New Roman"/>
         </w:rPr>
-        <w:t xml:space="preserve">Table </w:t>
-      </w:r>
-      <w:r>
-        <w:rPr>
-          <w:rFonts w:ascii="Times New Roman" w:hAnsi="Times New Roman" w:cs="Times New Roman"/>
-        </w:rPr>
-        <w:t>2</w:t>
-      </w:r>
-      <w:r>
-        <w:rPr>
-          <w:rFonts w:ascii="Times New Roman" w:hAnsi="Times New Roman" w:cs="Times New Roman"/>
-        </w:rPr>
-        <w:t>: Model Performance Metrics</w:t>
-      </w:r>
-      <w:r>
-        <w:rPr>
-          <w:rFonts w:ascii="Times New Roman" w:hAnsi="Times New Roman" w:cs="Times New Roman"/>
-        </w:rPr>
-        <w:t xml:space="preserve"> for </w:t>
+        <w:t xml:space="preserve">Table 2: Model Performance Metrics for </w:t>
       </w:r>
       <w:r>
         <w:rPr>
@@ -3784,13 +3749,7 @@
         <w:rPr>
           <w:rFonts w:ascii="Times New Roman" w:hAnsi="Times New Roman" w:cs="Times New Roman"/>
         </w:rPr>
-        <w:t xml:space="preserve">The classification layer is a dense layer made up of 768 inputs and 2 outputs, which </w:t>
-      </w:r>
-      <w:r>
-        <w:rPr>
-          <w:rFonts w:ascii="Times New Roman" w:hAnsi="Times New Roman" w:cs="Times New Roman"/>
-        </w:rPr>
-        <w:t xml:space="preserve">has no </w:t>
+        <w:t xml:space="preserve">The classification layer is a dense layer made up of 768 inputs and 2 outputs, which has no </w:t>
       </w:r>
       <w:r>
         <w:rPr>
@@ -3893,7 +3852,21 @@
         <w:rPr>
           <w:rFonts w:ascii="Times New Roman" w:hAnsi="Times New Roman" w:cs="Times New Roman"/>
         </w:rPr>
-        <w:t>, contrary to the frozen model,</w:t>
+        <w:t xml:space="preserve">, </w:t>
+      </w:r>
+      <w:proofErr w:type="gramStart"/>
+      <w:r>
+        <w:rPr>
+          <w:rFonts w:ascii="Times New Roman" w:hAnsi="Times New Roman" w:cs="Times New Roman"/>
+        </w:rPr>
+        <w:t>contrary to</w:t>
+      </w:r>
+      <w:proofErr w:type="gramEnd"/>
+      <w:r>
+        <w:rPr>
+          <w:rFonts w:ascii="Times New Roman" w:hAnsi="Times New Roman" w:cs="Times New Roman"/>
+        </w:rPr>
+        <w:t xml:space="preserve"> the frozen model,</w:t>
       </w:r>
       <w:r>
         <w:rPr>
@@ -4009,11 +3982,19 @@
         </w:rPr>
         <w:t xml:space="preserve">This </w:t>
       </w:r>
-      <w:r>
-        <w:rPr>
-          <w:rFonts w:ascii="Times New Roman" w:hAnsi="Times New Roman" w:cs="Times New Roman"/>
-        </w:rPr>
-        <w:t>model architecture will be used in phase 3, where the intent is to perform testing on many more of the hyperparameters</w:t>
+      <w:proofErr w:type="gramStart"/>
+      <w:r>
+        <w:rPr>
+          <w:rFonts w:ascii="Times New Roman" w:hAnsi="Times New Roman" w:cs="Times New Roman"/>
+        </w:rPr>
+        <w:t>model</w:t>
+      </w:r>
+      <w:proofErr w:type="gramEnd"/>
+      <w:r>
+        <w:rPr>
+          <w:rFonts w:ascii="Times New Roman" w:hAnsi="Times New Roman" w:cs="Times New Roman"/>
+        </w:rPr>
+        <w:t xml:space="preserve"> architecture will be used in phase 3, where the intent is to perform testing on many more of the hyperparameters</w:t>
       </w:r>
       <w:r>
         <w:rPr>
@@ -4091,6 +4072,9 @@
         <w:jc w:val="center"/>
       </w:pPr>
       <w:r>
+        <w:rPr>
+          <w:noProof/>
+        </w:rPr>
         <w:drawing>
           <wp:inline distT="0" distB="0" distL="0" distR="0" wp14:anchorId="7023FB65" wp14:editId="34CAB71D">
             <wp:extent cx="5919788" cy="3938852"/>
@@ -4163,19 +4147,7 @@
         <w:rPr>
           <w:rFonts w:ascii="Times New Roman" w:hAnsi="Times New Roman" w:cs="Times New Roman"/>
         </w:rPr>
-        <w:t xml:space="preserve"> </w:t>
-      </w:r>
-      <w:r>
-        <w:rPr>
-          <w:rFonts w:ascii="Times New Roman" w:hAnsi="Times New Roman" w:cs="Times New Roman"/>
-        </w:rPr>
-        <w:t>–</w:t>
-      </w:r>
-      <w:r>
-        <w:rPr>
-          <w:rFonts w:ascii="Times New Roman" w:hAnsi="Times New Roman" w:cs="Times New Roman"/>
-        </w:rPr>
-        <w:t xml:space="preserve"> 25 Epochs</w:t>
+        <w:t xml:space="preserve"> – 25 Epochs</w:t>
       </w:r>
     </w:p>
     <w:p>
@@ -4189,6 +4161,7 @@
       <w:r>
         <w:rPr>
           <w:rFonts w:ascii="Times New Roman" w:hAnsi="Times New Roman" w:cs="Times New Roman"/>
+          <w:noProof/>
         </w:rPr>
         <w:drawing>
           <wp:inline distT="0" distB="0" distL="0" distR="0" wp14:anchorId="4A79507C" wp14:editId="0F1968CE">
@@ -4256,19 +4229,7 @@
         <w:rPr>
           <w:rFonts w:ascii="Times New Roman" w:hAnsi="Times New Roman" w:cs="Times New Roman"/>
         </w:rPr>
-        <w:t xml:space="preserve"> CM and ROC for BERT with Frozen Base –</w:t>
-      </w:r>
-      <w:r>
-        <w:rPr>
-          <w:rFonts w:ascii="Times New Roman" w:hAnsi="Times New Roman" w:cs="Times New Roman"/>
-        </w:rPr>
-        <w:t xml:space="preserve"> </w:t>
-      </w:r>
-      <w:r>
-        <w:rPr>
-          <w:rFonts w:ascii="Times New Roman" w:hAnsi="Times New Roman" w:cs="Times New Roman"/>
-        </w:rPr>
-        <w:t>Preprocessing – 25 Epochs</w:t>
+        <w:t xml:space="preserve"> CM and ROC for BERT with Frozen Base – Preprocessing – 25 Epochs</w:t>
       </w:r>
     </w:p>
     <w:p>
@@ -4282,6 +4243,7 @@
       <w:r>
         <w:rPr>
           <w:rFonts w:ascii="Times New Roman" w:hAnsi="Times New Roman" w:cs="Times New Roman"/>
+          <w:noProof/>
         </w:rPr>
         <w:lastRenderedPageBreak/>
         <w:drawing>
@@ -4350,31 +4312,7 @@
         <w:rPr>
           <w:rFonts w:ascii="Times New Roman" w:hAnsi="Times New Roman" w:cs="Times New Roman"/>
         </w:rPr>
-        <w:t xml:space="preserve"> CM and ROC for </w:t>
-      </w:r>
-      <w:r>
-        <w:rPr>
-          <w:rFonts w:ascii="Times New Roman" w:hAnsi="Times New Roman" w:cs="Times New Roman"/>
-        </w:rPr>
-        <w:t xml:space="preserve">Full </w:t>
-      </w:r>
-      <w:r>
-        <w:rPr>
-          <w:rFonts w:ascii="Times New Roman" w:hAnsi="Times New Roman" w:cs="Times New Roman"/>
-        </w:rPr>
-        <w:t>BERT</w:t>
-      </w:r>
-      <w:r>
-        <w:rPr>
-          <w:rFonts w:ascii="Times New Roman" w:hAnsi="Times New Roman" w:cs="Times New Roman"/>
-        </w:rPr>
-        <w:t xml:space="preserve"> </w:t>
-      </w:r>
-      <w:r>
-        <w:rPr>
-          <w:rFonts w:ascii="Times New Roman" w:hAnsi="Times New Roman" w:cs="Times New Roman"/>
-        </w:rPr>
-        <w:t xml:space="preserve">– </w:t>
+        <w:t xml:space="preserve"> CM and ROC for Full BERT – </w:t>
       </w:r>
       <w:r>
         <w:rPr>
@@ -4400,6 +4338,7 @@
       <w:r>
         <w:rPr>
           <w:rFonts w:ascii="Times New Roman" w:hAnsi="Times New Roman" w:cs="Times New Roman"/>
+          <w:noProof/>
         </w:rPr>
         <w:drawing>
           <wp:inline distT="0" distB="0" distL="0" distR="0" wp14:anchorId="3CB860EA" wp14:editId="73C6D8B2">
@@ -4467,19 +4406,7 @@
         <w:rPr>
           <w:rFonts w:ascii="Times New Roman" w:hAnsi="Times New Roman" w:cs="Times New Roman"/>
         </w:rPr>
-        <w:t xml:space="preserve"> CM and ROC for Full BERT –</w:t>
-      </w:r>
-      <w:r>
-        <w:rPr>
-          <w:rFonts w:ascii="Times New Roman" w:hAnsi="Times New Roman" w:cs="Times New Roman"/>
-        </w:rPr>
-        <w:t xml:space="preserve"> </w:t>
-      </w:r>
-      <w:r>
-        <w:rPr>
-          <w:rFonts w:ascii="Times New Roman" w:hAnsi="Times New Roman" w:cs="Times New Roman"/>
-        </w:rPr>
-        <w:t>Text Preprocessing – 5 Epochs</w:t>
+        <w:t xml:space="preserve"> CM and ROC for Full BERT – Text Preprocessing – 5 Epochs</w:t>
       </w:r>
     </w:p>
     <w:p>
@@ -5502,6 +5429,7 @@
   <w:style w:type="character" w:default="1" w:styleId="DefaultParagraphFont">
     <w:name w:val="Default Paragraph Font"/>
     <w:uiPriority w:val="1"/>
+    <w:semiHidden/>
     <w:unhideWhenUsed/>
   </w:style>
   <w:style w:type="table" w:default="1" w:styleId="TableNormal">
